--- a/static/downloads/de/docx/layer-5/role-registry.docx
+++ b/static/downloads/de/docx/layer-5/role-registry.docx
@@ -59,13 +59,13 @@
         <w:t xml:space="preserve">RCOS – Regenerative Community Operating System</w:t>
       </w:r>
     </w:p>
-    <w:bookmarkStart w:id="26" w:name="role-registry"/>
+    <w:bookmarkStart w:id="27" w:name="rollenverzeichnis"/>
     <w:p>
       <w:pPr>
         <w:pStyle w:val="Heading1"/>
       </w:pPr>
       <w:r>
-        <w:t xml:space="preserve">Role Registry</w:t>
+        <w:t xml:space="preserve">Rollenverzeichnis</w:t>
       </w:r>
     </w:p>
     <w:p>
@@ -145,18 +145,6 @@
       </w:hyperlink>
     </w:p>
     <w:p>
-      <w:pPr>
-        <w:pStyle w:val="BlockText"/>
-      </w:pPr>
-      <w:r>
-        <w:rPr>
-          <w:i/>
-          <w:iCs/>
-        </w:rPr>
-        <w:t xml:space="preserve">Dieser Inhalt ist noch nicht ins Deutsche übersetzt – die englische Quelle wird angezeigt.</w:t>
-      </w:r>
-    </w:p>
-    <w:p>
       <w:r>
         <w:pict>
           <v:rect style="width:0;height:1.5pt" o:hralign="center" o:hrstd="t" o:hr="t"/>
@@ -176,13 +164,13 @@
           <w:b/>
           <w:bCs/>
         </w:rPr>
-        <w:t xml:space="preserve">Layer:</w:t>
-      </w:r>
-      <w:r>
-        <w:t xml:space="preserve"> </w:t>
-      </w:r>
-      <w:r>
-        <w:t xml:space="preserve">5 — Operations &amp; Coordination</w:t>
+        <w:t xml:space="preserve">Ebene:</w:t>
+      </w:r>
+      <w:r>
+        <w:t xml:space="preserve"> </w:t>
+      </w:r>
+      <w:r>
+        <w:t xml:space="preserve">5 — Betrieb &amp; Koordination</w:t>
       </w:r>
     </w:p>
     <w:p>
@@ -204,7 +192,7 @@
         <w:t xml:space="preserve"> </w:t>
       </w:r>
       <w:r>
-        <w:t xml:space="preserve">Template — adapt for your community</w:t>
+        <w:t xml:space="preserve">Vorlage — an eure Gemeinschaft anpassen</w:t>
       </w:r>
     </w:p>
     <w:p>
@@ -220,7 +208,7 @@
           <w:b/>
           <w:bCs/>
         </w:rPr>
-        <w:t xml:space="preserve">RCOS reference:</w:t>
+        <w:t xml:space="preserve">RCOS-Referenz:</w:t>
       </w:r>
       <w:r>
         <w:t xml:space="preserve"> </w:t>
@@ -255,13 +243,13 @@
         </w:pict>
       </w:r>
     </w:p>
-    <w:bookmarkStart w:id="17" w:name="overview"/>
+    <w:bookmarkStart w:id="17" w:name="überblick"/>
     <w:p>
       <w:pPr>
         <w:pStyle w:val="Heading2"/>
       </w:pPr>
       <w:r>
-        <w:t xml:space="preserve">Overview</w:t>
+        <w:t xml:space="preserve">Überblick</w:t>
       </w:r>
     </w:p>
     <w:p>
@@ -273,7 +261,7 @@
           <w:i/>
           <w:iCs/>
         </w:rPr>
-        <w:t xml:space="preserve">RCOS clauses:</w:t>
+        <w:t xml:space="preserve">RCOS-Klauseln:</w:t>
       </w:r>
       <w:r>
         <w:rPr>
@@ -374,7 +362,7 @@
           <w:b/>
           <w:bCs/>
         </w:rPr>
-        <w:t xml:space="preserve">Begründung — Why require every responsibility to have a named role</w:t>
+        <w:t xml:space="preserve">Begründung — Warum muss jede Verantwortung einer benannten Rolle zugeordnet sein</w:t>
       </w:r>
     </w:p>
     <w:p>
@@ -382,7 +370,7 @@
         <w:pStyle w:val="BlockText"/>
       </w:pPr>
       <w:r>
-        <w:t xml:space="preserve">Ongoing responsibilities without explicit roles become invisible labor — done by whoever notices, resented silently, and impossible to hand over. Making every ongoing responsibility a named, accountable role is what prevents the community from running on the unpaid goodwill of a few members.</w:t>
+        <w:t xml:space="preserve">Laufende Verantwortlichkeiten ohne explizite Rollen werden zu unsichtbarer Arbeit — erledigt von wem auch immer es auffällt, still hingenommen und unmöglich zu übergeben. Jede laufende Verantwortung zu einer benannten, rechenschaftspflichtigen Rolle zu machen, verhindert, dass die Gemeinschaft auf dem unbezahlten Wohlwollen einiger weniger Mitglieder läuft.</w:t>
       </w:r>
     </w:p>
     <w:p>
@@ -394,7 +382,7 @@
           <w:b/>
           <w:bCs/>
         </w:rPr>
-        <w:t xml:space="preserve">Anleitung — How to fill this in</w:t>
+        <w:t xml:space="preserve">Anleitung — Wie ihr das ausfüllt</w:t>
       </w:r>
     </w:p>
     <w:p>
@@ -402,19 +390,7 @@
         <w:pStyle w:val="BlockText"/>
       </w:pPr>
       <w:r>
-        <w:t xml:space="preserve">Distinguish operational roles (carrying delegated authority per the Decision Matrix) from functional roles (contribution-scoped, no special governance authority). State the</w:t>
-      </w:r>
-      <w:r>
-        <w:t xml:space="preserve"> </w:t>
-      </w:r>
-      <w:r>
-        <w:t xml:space="preserve">“in good standing”</w:t>
-      </w:r>
-      <w:r>
-        <w:t xml:space="preserve"> </w:t>
-      </w:r>
-      <w:r>
-        <w:t xml:space="preserve">definition you will use for eligibility.</w:t>
+        <w:t xml:space="preserve">Unterscheidet operative Rollen (mit delegierter Autorität gemäß der Entscheidungsmatrix) von funktionalen Rollen (beitragsbezogen, ohne besondere Governance-Autorität). Legt die Definition von „in gutem Status“ fest, die ihr für die Berechtigung verwenden werdet.</w:t>
       </w:r>
     </w:p>
     <w:p>
@@ -422,39 +398,39 @@
         <w:pStyle w:val="FirstParagraph"/>
       </w:pPr>
       <w:r>
-        <w:t xml:space="preserve">This registry defines all recognized roles within the community. Roles are either</w:t>
-      </w:r>
-      <w:r>
-        <w:t xml:space="preserve"> </w:t>
-      </w:r>
-      <w:r>
-        <w:rPr>
-          <w:b/>
-          <w:bCs/>
-        </w:rPr>
-        <w:t xml:space="preserve">operational</w:t>
-      </w:r>
-      <w:r>
-        <w:t xml:space="preserve"> </w:t>
-      </w:r>
-      <w:r>
-        <w:t xml:space="preserve">(carrying delegated authority per the Decision Matrix) or</w:t>
-      </w:r>
-      <w:r>
-        <w:t xml:space="preserve"> </w:t>
-      </w:r>
-      <w:r>
-        <w:rPr>
-          <w:b/>
-          <w:bCs/>
-        </w:rPr>
-        <w:t xml:space="preserve">functional</w:t>
-      </w:r>
-      <w:r>
-        <w:t xml:space="preserve"> </w:t>
-      </w:r>
-      <w:r>
-        <w:t xml:space="preserve">(contribution-scoped, no special governance authority beyond Full Member rights).</w:t>
+        <w:t xml:space="preserve">Dieses Verzeichnis definiert alle anerkannten Rollen innerhalb der Gemeinschaft. Rollen sind entweder</w:t>
+      </w:r>
+      <w:r>
+        <w:t xml:space="preserve"> </w:t>
+      </w:r>
+      <w:r>
+        <w:rPr>
+          <w:b/>
+          <w:bCs/>
+        </w:rPr>
+        <w:t xml:space="preserve">operativ</w:t>
+      </w:r>
+      <w:r>
+        <w:t xml:space="preserve"> </w:t>
+      </w:r>
+      <w:r>
+        <w:t xml:space="preserve">(mit delegierter Autorität gemäß der Entscheidungsmatrix) oder</w:t>
+      </w:r>
+      <w:r>
+        <w:t xml:space="preserve"> </w:t>
+      </w:r>
+      <w:r>
+        <w:rPr>
+          <w:b/>
+          <w:bCs/>
+        </w:rPr>
+        <w:t xml:space="preserve">funktional</w:t>
+      </w:r>
+      <w:r>
+        <w:t xml:space="preserve"> </w:t>
+      </w:r>
+      <w:r>
+        <w:t xml:space="preserve">(beitragsbezogen, ohne besondere Governance-Autorität über die Rechte als Vollmitglied hinaus).</w:t>
       </w:r>
     </w:p>
     <w:p>
@@ -466,22 +442,22 @@
           <w:b/>
           <w:bCs/>
         </w:rPr>
-        <w:t xml:space="preserve">“In good standing”</w:t>
-      </w:r>
-      <w:r>
-        <w:t xml:space="preserve"> </w:t>
-      </w:r>
-      <w:r>
-        <w:t xml:space="preserve">means a Full Member who has met their participation expectations in the last</w:t>
-      </w:r>
-      <w:r>
-        <w:t xml:space="preserve"> </w:t>
-      </w:r>
-      <w:r>
-        <w:t xml:space="preserve"> </w:t>
-      </w:r>
-      <w:r>
-        <w:t xml:space="preserve">and is not currently subject to an active accountability process or conflict review under Layer 4.</w:t>
+        <w:t xml:space="preserve">„In gutem Status“</w:t>
+      </w:r>
+      <w:r>
+        <w:t xml:space="preserve"> </w:t>
+      </w:r>
+      <w:r>
+        <w:t xml:space="preserve">bedeutet ein Vollmitglied, das seine Mitwirkungserwartungen in den letzten</w:t>
+      </w:r>
+      <w:r>
+        <w:t xml:space="preserve"> </w:t>
+      </w:r>
+      <w:r>
+        <w:t xml:space="preserve"> </w:t>
+      </w:r>
+      <w:r>
+        <w:t xml:space="preserve">erfüllt hat und derzeit keinem aktiven Rechenschaftsprozess oder Konfliktprüfung nach Ebene 4 unterliegt.</w:t>
       </w:r>
     </w:p>
     <w:p>
@@ -492,13 +468,13 @@
       </w:r>
     </w:p>
     <w:bookmarkEnd w:id="17"/>
-    <w:bookmarkStart w:id="18" w:name="summary-table"/>
+    <w:bookmarkStart w:id="18" w:name="übersichtstabelle"/>
     <w:p>
       <w:pPr>
         <w:pStyle w:val="Heading2"/>
       </w:pPr>
       <w:r>
-        <w:t xml:space="preserve">Summary Table</w:t>
+        <w:t xml:space="preserve">Übersichtstabelle</w:t>
       </w:r>
     </w:p>
     <w:tbl>
@@ -523,7 +499,7 @@
               <w:pStyle w:val="Compact"/>
             </w:pPr>
             <w:r>
-              <w:t xml:space="preserve">Role</w:t>
+              <w:t xml:space="preserve">Rolle</w:t>
             </w:r>
           </w:p>
         </w:tc>
@@ -534,7 +510,7 @@
               <w:pStyle w:val="Compact"/>
             </w:pPr>
             <w:r>
-              <w:t xml:space="preserve">Type</w:t>
+              <w:t xml:space="preserve">Typ</w:t>
             </w:r>
           </w:p>
         </w:tc>
@@ -545,7 +521,7 @@
               <w:pStyle w:val="Compact"/>
             </w:pPr>
             <w:r>
-              <w:t xml:space="preserve">Current Holder</w:t>
+              <w:t xml:space="preserve">Aktuelle*r Inhaber*in</w:t>
             </w:r>
           </w:p>
         </w:tc>
@@ -570,7 +546,7 @@
                 <w:i/>
                 <w:iCs/>
               </w:rPr>
-              <w:t xml:space="preserve">&lt;Operational / Functional&gt;</w:t>
+              <w:t xml:space="preserve">&lt;Operativ / Funktional&gt;</w:t>
             </w:r>
           </w:p>
         </w:tc>
@@ -585,28 +561,7 @@
                 <w:i/>
                 <w:iCs/>
               </w:rPr>
-              <w:t xml:space="preserve">&lt;holder or</w:t>
-            </w:r>
-            <w:r>
-              <w:rPr>
-                <w:i/>
-                <w:iCs/>
-              </w:rPr>
-              <w:t xml:space="preserve"> </w:t>
-            </w:r>
-            <w:r>
-              <w:rPr>
-                <w:i/>
-                <w:iCs/>
-              </w:rPr>
-              <w:t xml:space="preserve">“Vacant”</w:t>
-            </w:r>
-            <w:r>
-              <w:rPr>
-                <w:i/>
-                <w:iCs/>
-              </w:rPr>
-              <w:t xml:space="preserve">&gt;</w:t>
+              <w:t xml:space="preserve">&lt;Inhaber*in oder „Vakant“&gt;</w:t>
             </w:r>
           </w:p>
         </w:tc>
@@ -667,13 +622,13 @@
       </w:r>
     </w:p>
     <w:bookmarkEnd w:id="18"/>
-    <w:bookmarkStart w:id="22" w:name="operational-roles"/>
+    <w:bookmarkStart w:id="22" w:name="operative-rollen"/>
     <w:p>
       <w:pPr>
         <w:pStyle w:val="Heading2"/>
       </w:pPr>
       <w:r>
-        <w:t xml:space="preserve">Operational Roles</w:t>
+        <w:t xml:space="preserve">Operative Rollen</w:t>
       </w:r>
     </w:p>
     <w:p>
@@ -685,7 +640,7 @@
           <w:i/>
           <w:iCs/>
         </w:rPr>
-        <w:t xml:space="preserve">RCOS clauses:</w:t>
+        <w:t xml:space="preserve">RCOS-Klauseln:</w:t>
       </w:r>
       <w:r>
         <w:rPr>
@@ -738,7 +693,7 @@
           <w:b/>
           <w:bCs/>
         </w:rPr>
-        <w:t xml:space="preserve">Begründung — Why define accountability for delegated authority</w:t>
+        <w:t xml:space="preserve">Begründung — Warum Rechenschaftspflicht für delegierte Autorität definieren</w:t>
       </w:r>
     </w:p>
     <w:p>
@@ -746,7 +701,7 @@
         <w:pStyle w:val="BlockText"/>
       </w:pPr>
       <w:r>
-        <w:t xml:space="preserve">Operational roles carry real power — they can act without a community vote within their scope. That power only stays safe if each role has a clear accountability mechanism: who can raise concerns, how review happens, and how a role can be reassigned when trust breaks.</w:t>
+        <w:t xml:space="preserve">Operative Rollen tragen echte Macht — sie können innerhalb ihres Zuständigkeitsbereichs ohne Gemeinschaftsabstimmung handeln. Diese Macht bleibt nur sicher, wenn jede Rolle einen klaren Rechenschaftsmechanismus hat: Wer kann Bedenken äußern, wie läuft die Überprüfung ab, und wie kann eine Rolle neu besetzt werden, wenn das Vertrauen bricht.</w:t>
       </w:r>
     </w:p>
     <w:p>
@@ -758,7 +713,7 @@
           <w:b/>
           <w:bCs/>
         </w:rPr>
-        <w:t xml:space="preserve">Anleitung — How to fill this in</w:t>
+        <w:t xml:space="preserve">Anleitung — Wie ihr das ausfüllt</w:t>
       </w:r>
     </w:p>
     <w:p>
@@ -766,7 +721,7 @@
         <w:pStyle w:val="BlockText"/>
       </w:pPr>
       <w:r>
-        <w:t xml:space="preserve">For each operational role, fill in the template below with concrete scope, decision authority, interfaces, eligibility, term, appointment, review/removal, and handover requirements.</w:t>
+        <w:t xml:space="preserve">Füllt für jede operative Rolle die untenstehende Vorlage mit konkretem Zuständigkeitsbereich, Entscheidungsbefugnis, Schnittstellen, Berechtigungskriterien, Amtszeit, Ernennung, Überprüfung/Abberufung und Übergabeanforderungen aus.</w:t>
       </w:r>
     </w:p>
     <w:p>
@@ -774,7 +729,7 @@
         <w:pStyle w:val="FirstParagraph"/>
       </w:pPr>
       <w:r>
-        <w:t xml:space="preserve">Operational roles carry delegated authority to act within explicitly defined limits without a Full Member vote, as defined in the Decision Matrix (Layer 2). All operational role holders are accountable to Full Members collectively. Any Full Member may raise a concern about how a role is being performed; reassignment requires a Strategic vote.</w:t>
+        <w:t xml:space="preserve">Operative Rollen tragen delegierte Autorität, innerhalb explizit definierter Grenzen ohne Vollmitglieder-Abstimmung zu handeln, wie in der Entscheidungsmatrix (Ebene 2) festgelegt. Alle Inhaber*innen operativer Rollen sind der Gesamtheit der Vollmitglieder rechenschaftspflichtig. Jedes Vollmitglied darf Bedenken darüber äußern, wie eine Rolle ausgeübt wird; eine Neubesetzung erfordert eine Strategische Abstimmung.</w:t>
       </w:r>
     </w:p>
     <w:p>
@@ -784,7 +739,7 @@
         </w:pict>
       </w:r>
     </w:p>
-    <w:bookmarkStart w:id="19" w:name="Xb1926ba8e26a78cf69698eabb966852ed3fa6a2"/>
+    <w:bookmarkStart w:id="19" w:name="X3a33e7df7137738d1ce2dc07bebc6eeca98882a"/>
     <w:p>
       <w:pPr>
         <w:pStyle w:val="Heading3"/>
@@ -794,7 +749,7 @@
           <w:i/>
           <w:iCs/>
         </w:rPr>
-        <w:t xml:space="preserve">&lt;Operational Role Name, e.g. Membership Admin&gt;</w:t>
+        <w:t xml:space="preserve">&lt;Name der operativen Rolle, z. B. Mitgliederverwaltung&gt;</w:t>
       </w:r>
     </w:p>
     <w:p>
@@ -810,7 +765,7 @@
           <w:b/>
           <w:bCs/>
         </w:rPr>
-        <w:t xml:space="preserve">Purpose:</w:t>
+        <w:t xml:space="preserve">Zweck:</w:t>
       </w:r>
       <w:r>
         <w:t xml:space="preserve"> </w:t>
@@ -829,7 +784,7 @@
           <w:b/>
           <w:bCs/>
         </w:rPr>
-        <w:t xml:space="preserve">Scope of responsibility:</w:t>
+        <w:t xml:space="preserve">Zuständigkeitsbereich:</w:t>
       </w:r>
       <w:r>
         <w:t xml:space="preserve"> </w:t>
@@ -848,17 +803,17 @@
           <w:b/>
           <w:bCs/>
         </w:rPr>
-        <w:t xml:space="preserve">Decision authority:</w:t>
-      </w:r>
-      <w:r>
-        <w:t xml:space="preserve"> </w:t>
-      </w:r>
-      <w:r>
-        <w:rPr>
-          <w:i/>
-          <w:iCs/>
-        </w:rPr>
-        <w:t xml:space="preserve">&lt;which decisions in the Decision Matrix this role executes; explicit limits.&gt;</w:t>
+        <w:t xml:space="preserve">Entscheidungsbefugnis:</w:t>
+      </w:r>
+      <w:r>
+        <w:t xml:space="preserve"> </w:t>
+      </w:r>
+      <w:r>
+        <w:rPr>
+          <w:i/>
+          <w:iCs/>
+        </w:rPr>
+        <w:t xml:space="preserve">&lt;welche Entscheidungen in der Entscheidungsmatrix diese Rolle ausführt; explizite Grenzen.&gt;</w:t>
       </w:r>
     </w:p>
     <w:p>
@@ -874,10 +829,17 @@
           <w:b/>
           <w:bCs/>
         </w:rPr>
-        <w:t xml:space="preserve">Interfaces:</w:t>
-      </w:r>
-      <w:r>
-        <w:t xml:space="preserve"> </w:t>
+        <w:t xml:space="preserve">Schnittstellen:</w:t>
+      </w:r>
+      <w:r>
+        <w:t xml:space="preserve"> </w:t>
+      </w:r>
+      <w:r>
+        <w:rPr>
+          <w:i/>
+          <w:iCs/>
+        </w:rPr>
+        <w:t xml:space="preserve">&lt;andere Rollen, an die diese Rolle übergibt oder von denen sie empfängt.&gt;</w:t>
       </w:r>
     </w:p>
     <w:p>
@@ -893,17 +855,17 @@
           <w:b/>
           <w:bCs/>
         </w:rPr>
-        <w:t xml:space="preserve">Eligibility criteria:</w:t>
-      </w:r>
-      <w:r>
-        <w:t xml:space="preserve"> </w:t>
-      </w:r>
-      <w:r>
-        <w:rPr>
-          <w:i/>
-          <w:iCs/>
-        </w:rPr>
-        <w:t xml:space="preserve">&lt;Full Member in good standing; any additional criteria.&gt;</w:t>
+        <w:t xml:space="preserve">Berechtigungskriterien:</w:t>
+      </w:r>
+      <w:r>
+        <w:t xml:space="preserve"> </w:t>
+      </w:r>
+      <w:r>
+        <w:rPr>
+          <w:i/>
+          <w:iCs/>
+        </w:rPr>
+        <w:t xml:space="preserve">&lt;Vollmitglied in gutem Status; ggf. weitere Kriterien.&gt;</w:t>
       </w:r>
     </w:p>
     <w:p>
@@ -919,17 +881,17 @@
           <w:b/>
           <w:bCs/>
         </w:rPr>
-        <w:t xml:space="preserve">Term / rotation:</w:t>
-      </w:r>
-      <w:r>
-        <w:t xml:space="preserve"> </w:t>
-      </w:r>
-      <w:r>
-        <w:rPr>
-          <w:i/>
-          <w:iCs/>
-        </w:rPr>
-        <w:t xml:space="preserve">&lt;ongoing / rotating / fixed term.&gt;</w:t>
+        <w:t xml:space="preserve">Amtszeit / Rotation:</w:t>
+      </w:r>
+      <w:r>
+        <w:t xml:space="preserve"> </w:t>
+      </w:r>
+      <w:r>
+        <w:rPr>
+          <w:i/>
+          <w:iCs/>
+        </w:rPr>
+        <w:t xml:space="preserve">&lt;fortlaufend / rotierend / befristet.&gt;</w:t>
       </w:r>
     </w:p>
     <w:p>
@@ -945,7 +907,7 @@
           <w:b/>
           <w:bCs/>
         </w:rPr>
-        <w:t xml:space="preserve">Appointment process:</w:t>
+        <w:t xml:space="preserve">Ernennungsverfahren:</w:t>
       </w:r>
       <w:r>
         <w:t xml:space="preserve"> </w:t>
@@ -964,17 +926,17 @@
           <w:b/>
           <w:bCs/>
         </w:rPr>
-        <w:t xml:space="preserve">Review and removal:</w:t>
-      </w:r>
-      <w:r>
-        <w:t xml:space="preserve"> </w:t>
-      </w:r>
-      <w:r>
-        <w:rPr>
-          <w:i/>
-          <w:iCs/>
-        </w:rPr>
-        <w:t xml:space="preserve">&lt;how concerns are raised; reassignment via Strategic vote.&gt;</w:t>
+        <w:t xml:space="preserve">Überprüfung und Abberufung:</w:t>
+      </w:r>
+      <w:r>
+        <w:t xml:space="preserve"> </w:t>
+      </w:r>
+      <w:r>
+        <w:rPr>
+          <w:i/>
+          <w:iCs/>
+        </w:rPr>
+        <w:t xml:space="preserve">&lt;wie Bedenken vorgebracht werden; Neubesetzung per Strategischer Abstimmung.&gt;</w:t>
       </w:r>
     </w:p>
     <w:p>
@@ -990,10 +952,17 @@
           <w:b/>
           <w:bCs/>
         </w:rPr>
-        <w:t xml:space="preserve">Handover:</w:t>
-      </w:r>
-      <w:r>
-        <w:t xml:space="preserve"> </w:t>
+        <w:t xml:space="preserve">Übergabe:</w:t>
+      </w:r>
+      <w:r>
+        <w:t xml:space="preserve"> </w:t>
+      </w:r>
+      <w:r>
+        <w:rPr>
+          <w:i/>
+          <w:iCs/>
+        </w:rPr>
+        <w:t xml:space="preserve">&lt;was vor dem Verlassen der Rolle übergeben werden muss.&gt;</w:t>
       </w:r>
     </w:p>
     <w:p>
@@ -1004,7 +973,7 @@
       </w:r>
     </w:p>
     <w:bookmarkEnd w:id="19"/>
-    <w:bookmarkStart w:id="20" w:name="operational-role-name-eg-finance-steward"/>
+    <w:bookmarkStart w:id="20" w:name="Xb9453c2aaa2209b79a2cf600a0c55761d7a44f7"/>
     <w:p>
       <w:pPr>
         <w:pStyle w:val="Heading3"/>
@@ -1014,7 +983,7 @@
           <w:i/>
           <w:iCs/>
         </w:rPr>
-        <w:t xml:space="preserve">&lt;Operational Role Name, e.g. Finance Steward&gt;</w:t>
+        <w:t xml:space="preserve">&lt;Name der operativen Rolle, z. B. Finanzverantwortliche*r&gt;</w:t>
       </w:r>
     </w:p>
     <w:p>
@@ -1030,17 +999,17 @@
           <w:b/>
           <w:bCs/>
         </w:rPr>
-        <w:t xml:space="preserve">Purpose:</w:t>
-      </w:r>
-      <w:r>
-        <w:t xml:space="preserve"> </w:t>
-      </w:r>
-      <w:r>
-        <w:rPr>
-          <w:i/>
-          <w:iCs/>
-        </w:rPr>
-        <w:t xml:space="preserve">&lt;purpose.&gt;</w:t>
+        <w:t xml:space="preserve">Zweck:</w:t>
+      </w:r>
+      <w:r>
+        <w:t xml:space="preserve"> </w:t>
+      </w:r>
+      <w:r>
+        <w:rPr>
+          <w:i/>
+          <w:iCs/>
+        </w:rPr>
+        <w:t xml:space="preserve">&lt;Zweck.&gt;</w:t>
       </w:r>
     </w:p>
     <w:p>
@@ -1056,17 +1025,17 @@
           <w:b/>
           <w:bCs/>
         </w:rPr>
-        <w:t xml:space="preserve">Scope of responsibility:</w:t>
-      </w:r>
-      <w:r>
-        <w:t xml:space="preserve"> </w:t>
-      </w:r>
-      <w:r>
-        <w:rPr>
-          <w:i/>
-          <w:iCs/>
-        </w:rPr>
-        <w:t xml:space="preserve">&lt;responsibilities.&gt;</w:t>
+        <w:t xml:space="preserve">Zuständigkeitsbereich:</w:t>
+      </w:r>
+      <w:r>
+        <w:t xml:space="preserve"> </w:t>
+      </w:r>
+      <w:r>
+        <w:rPr>
+          <w:i/>
+          <w:iCs/>
+        </w:rPr>
+        <w:t xml:space="preserve">&lt;Verantwortlichkeiten.&gt;</w:t>
       </w:r>
     </w:p>
     <w:p>
@@ -1082,17 +1051,17 @@
           <w:b/>
           <w:bCs/>
         </w:rPr>
-        <w:t xml:space="preserve">Decision authority:</w:t>
-      </w:r>
-      <w:r>
-        <w:t xml:space="preserve"> </w:t>
-      </w:r>
-      <w:r>
-        <w:rPr>
-          <w:i/>
-          <w:iCs/>
-        </w:rPr>
-        <w:t xml:space="preserve">&lt;Decision Matrix scope; spending limit.&gt;</w:t>
+        <w:t xml:space="preserve">Entscheidungsbefugnis:</w:t>
+      </w:r>
+      <w:r>
+        <w:t xml:space="preserve"> </w:t>
+      </w:r>
+      <w:r>
+        <w:rPr>
+          <w:i/>
+          <w:iCs/>
+        </w:rPr>
+        <w:t xml:space="preserve">&lt;Entscheidungsmatrix-Bereich; Ausgabenlimit.&gt;</w:t>
       </w:r>
     </w:p>
     <w:p>
@@ -1108,7 +1077,7 @@
           <w:b/>
           <w:bCs/>
         </w:rPr>
-        <w:t xml:space="preserve">Interfaces:</w:t>
+        <w:t xml:space="preserve">Schnittstellen:</w:t>
       </w:r>
       <w:r>
         <w:t xml:space="preserve"> </w:t>
@@ -1127,7 +1096,7 @@
           <w:b/>
           <w:bCs/>
         </w:rPr>
-        <w:t xml:space="preserve">Eligibility criteria:</w:t>
+        <w:t xml:space="preserve">Berechtigungskriterien:</w:t>
       </w:r>
       <w:r>
         <w:t xml:space="preserve"> </w:t>
@@ -1146,7 +1115,7 @@
           <w:b/>
           <w:bCs/>
         </w:rPr>
-        <w:t xml:space="preserve">Term / rotation:</w:t>
+        <w:t xml:space="preserve">Amtszeit / Rotation:</w:t>
       </w:r>
       <w:r>
         <w:t xml:space="preserve"> </w:t>
@@ -1172,7 +1141,7 @@
           <w:b/>
           <w:bCs/>
         </w:rPr>
-        <w:t xml:space="preserve">Appointment process:</w:t>
+        <w:t xml:space="preserve">Ernennungsverfahren:</w:t>
       </w:r>
       <w:r>
         <w:t xml:space="preserve"> </w:t>
@@ -1198,7 +1167,7 @@
           <w:b/>
           <w:bCs/>
         </w:rPr>
-        <w:t xml:space="preserve">Review and removal:</w:t>
+        <w:t xml:space="preserve">Überprüfung und Abberufung:</w:t>
       </w:r>
       <w:r>
         <w:t xml:space="preserve"> </w:t>
@@ -1224,7 +1193,7 @@
           <w:b/>
           <w:bCs/>
         </w:rPr>
-        <w:t xml:space="preserve">Handover:</w:t>
+        <w:t xml:space="preserve">Übergabe:</w:t>
       </w:r>
       <w:r>
         <w:t xml:space="preserve"> </w:t>
@@ -1245,7 +1214,7 @@
       </w:r>
     </w:p>
     <w:bookmarkEnd w:id="20"/>
-    <w:bookmarkStart w:id="21" w:name="X19d48f488c42cd4127bc22a43994647e3ab13ce"/>
+    <w:bookmarkStart w:id="21" w:name="X9026c923a5ffdb9c300edb97138b64e72b227bd"/>
     <w:p>
       <w:pPr>
         <w:pStyle w:val="Heading3"/>
@@ -1255,7 +1224,7 @@
           <w:i/>
           <w:iCs/>
         </w:rPr>
-        <w:t xml:space="preserve">&lt;Add additional operational roles as needed (e.g. Infrastructure Steward, Communications Steward).&gt;</w:t>
+        <w:t xml:space="preserve">&lt;Weitere operative Rollen nach Bedarf hinzufügen (z. B. Infrastrukturverantwortliche*r, Kommunikationsverantwortliche*r).&gt;</w:t>
       </w:r>
     </w:p>
     <w:p>
@@ -1267,13 +1236,13 @@
     </w:p>
     <w:bookmarkEnd w:id="21"/>
     <w:bookmarkEnd w:id="22"/>
-    <w:bookmarkStart w:id="24" w:name="functional-roles"/>
+    <w:bookmarkStart w:id="25" w:name="funktionale-rollen"/>
     <w:p>
       <w:pPr>
         <w:pStyle w:val="Heading2"/>
       </w:pPr>
       <w:r>
-        <w:t xml:space="preserve">Functional Roles</w:t>
+        <w:t xml:space="preserve">Funktionale Rollen</w:t>
       </w:r>
     </w:p>
     <w:p>
@@ -1285,7 +1254,7 @@
           <w:i/>
           <w:iCs/>
         </w:rPr>
-        <w:t xml:space="preserve">RCOS clauses:</w:t>
+        <w:t xml:space="preserve">RCOS-Klauseln:</w:t>
       </w:r>
       <w:r>
         <w:rPr>
@@ -1338,7 +1307,7 @@
           <w:b/>
           <w:bCs/>
         </w:rPr>
-        <w:t xml:space="preserve">Begründung — Why separate functional from operational roles</w:t>
+        <w:t xml:space="preserve">Begründung — Warum funktionale von operativen Rollen trennen</w:t>
       </w:r>
     </w:p>
     <w:p>
@@ -1346,7 +1315,7 @@
         <w:pStyle w:val="BlockText"/>
       </w:pPr>
       <w:r>
-        <w:t xml:space="preserve">Not every contribution needs delegated authority — most work is about doing, not deciding. Functional roles name contribution scopes without bundling in governance power, so members can opt into work without an authority transfer, and so the governance system stays clear about who can act on behalf of the community.</w:t>
+        <w:t xml:space="preserve">Nicht jeder Beitrag braucht delegierte Autorität — die meiste Arbeit dreht sich ums Tun, nicht ums Entscheiden. Funktionale Rollen benennen Beitragsbereiche, ohne Governance-Macht zu bündeln, sodass Mitglieder sich in Arbeit einbringen können, ohne eine Autoritätsübertragung, und damit das Governance-System klar bleibt, wer im Namen der Gemeinschaft handeln darf.</w:t>
       </w:r>
     </w:p>
     <w:p>
@@ -1358,7 +1327,7 @@
           <w:b/>
           <w:bCs/>
         </w:rPr>
-        <w:t xml:space="preserve">Anleitung — How to fill this in</w:t>
+        <w:t xml:space="preserve">Anleitung — Wie ihr das ausfüllt</w:t>
       </w:r>
     </w:p>
     <w:p>
@@ -1366,7 +1335,7 @@
         <w:pStyle w:val="BlockText"/>
       </w:pPr>
       <w:r>
-        <w:t xml:space="preserve">For each functional role, define purpose, scope, interfaces, eligibility, and handover. Functional roles do not require a vote to assume — declaration is sufficient.</w:t>
+        <w:t xml:space="preserve">Definiert für jede funktionale Rolle Zweck, Zuständigkeitsbereich, Schnittstellen, Berechtigung und Übergabe. Funktionale Rollen erfordern keine Abstimmung zur Übernahme — eine Erklärung genügt.</w:t>
       </w:r>
     </w:p>
     <w:p>
@@ -1374,7 +1343,7 @@
         <w:pStyle w:val="FirstParagraph"/>
       </w:pPr>
       <w:r>
-        <w:t xml:space="preserve">Functional roles define a member’s contribution scope. They carry no delegated governance authority beyond Full Member rights. Any Full Member may take on a functional role by declaring it; no vote is required. Roles may be vacated at any time by notification.</w:t>
+        <w:t xml:space="preserve">Funktionale Rollen definieren den Beitragsbereich eines Mitglieds. Sie tragen keine delegierte Governance-Autorität über die Rechte als Vollmitglied hinaus. Jedes Vollmitglied kann eine funktionale Rolle durch Erklärung übernehmen; eine Abstimmung ist nicht erforderlich. Rollen können jederzeit durch Benachrichtigung niedergelegt werden.</w:t>
       </w:r>
     </w:p>
     <w:p>
@@ -1384,7 +1353,7 @@
         </w:pict>
       </w:r>
     </w:p>
-    <w:bookmarkStart w:id="23" w:name="functional-role-name-eg-facilitator"/>
+    <w:bookmarkStart w:id="23" w:name="Xd226b8130d27db6dfc24b9bad53cf290f3897e6"/>
     <w:p>
       <w:pPr>
         <w:pStyle w:val="Heading3"/>
@@ -1394,7 +1363,7 @@
           <w:i/>
           <w:iCs/>
         </w:rPr>
-        <w:t xml:space="preserve">&lt;Functional Role Name, e.g. Facilitator&gt;</w:t>
+        <w:t xml:space="preserve">&lt;Name der funktionalen Rolle, z. B. Moderation&gt;</w:t>
       </w:r>
     </w:p>
     <w:p>
@@ -1410,17 +1379,17 @@
           <w:b/>
           <w:bCs/>
         </w:rPr>
-        <w:t xml:space="preserve">Purpose:</w:t>
-      </w:r>
-      <w:r>
-        <w:t xml:space="preserve"> </w:t>
-      </w:r>
-      <w:r>
-        <w:rPr>
-          <w:i/>
-          <w:iCs/>
-        </w:rPr>
-        <w:t xml:space="preserve">&lt;purpose.&gt;</w:t>
+        <w:t xml:space="preserve">Zweck:</w:t>
+      </w:r>
+      <w:r>
+        <w:t xml:space="preserve"> </w:t>
+      </w:r>
+      <w:r>
+        <w:rPr>
+          <w:i/>
+          <w:iCs/>
+        </w:rPr>
+        <w:t xml:space="preserve">&lt;Zweck.&gt;</w:t>
       </w:r>
     </w:p>
     <w:p>
@@ -1436,17 +1405,17 @@
           <w:b/>
           <w:bCs/>
         </w:rPr>
-        <w:t xml:space="preserve">Scope of responsibility:</w:t>
-      </w:r>
-      <w:r>
-        <w:t xml:space="preserve"> </w:t>
-      </w:r>
-      <w:r>
-        <w:rPr>
-          <w:i/>
-          <w:iCs/>
-        </w:rPr>
-        <w:t xml:space="preserve">&lt;responsibilities.&gt;</w:t>
+        <w:t xml:space="preserve">Zuständigkeitsbereich:</w:t>
+      </w:r>
+      <w:r>
+        <w:t xml:space="preserve"> </w:t>
+      </w:r>
+      <w:r>
+        <w:rPr>
+          <w:i/>
+          <w:iCs/>
+        </w:rPr>
+        <w:t xml:space="preserve">&lt;Verantwortlichkeiten.&gt;</w:t>
       </w:r>
     </w:p>
     <w:p>
@@ -1462,7 +1431,7 @@
           <w:b/>
           <w:bCs/>
         </w:rPr>
-        <w:t xml:space="preserve">Decision authority:</w:t>
+        <w:t xml:space="preserve">Entscheidungsbefugnis:</w:t>
       </w:r>
       <w:r>
         <w:t xml:space="preserve"> </w:t>
@@ -1481,7 +1450,7 @@
           <w:b/>
           <w:bCs/>
         </w:rPr>
-        <w:t xml:space="preserve">Interfaces:</w:t>
+        <w:t xml:space="preserve">Schnittstellen:</w:t>
       </w:r>
       <w:r>
         <w:t xml:space="preserve"> </w:t>
@@ -1500,17 +1469,17 @@
           <w:b/>
           <w:bCs/>
         </w:rPr>
-        <w:t xml:space="preserve">Eligibility criteria:</w:t>
-      </w:r>
-      <w:r>
-        <w:t xml:space="preserve"> </w:t>
-      </w:r>
-      <w:r>
-        <w:rPr>
-          <w:i/>
-          <w:iCs/>
-        </w:rPr>
-        <w:t xml:space="preserve">&lt;Full Member; any additional preferences.&gt;</w:t>
+        <w:t xml:space="preserve">Berechtigungskriterien:</w:t>
+      </w:r>
+      <w:r>
+        <w:t xml:space="preserve"> </w:t>
+      </w:r>
+      <w:r>
+        <w:rPr>
+          <w:i/>
+          <w:iCs/>
+        </w:rPr>
+        <w:t xml:space="preserve">&lt;Vollmitglied; ggf. weitere Präferenzen.&gt;</w:t>
       </w:r>
     </w:p>
     <w:p>
@@ -1526,7 +1495,7 @@
           <w:b/>
           <w:bCs/>
         </w:rPr>
-        <w:t xml:space="preserve">Term / rotation:</w:t>
+        <w:t xml:space="preserve">Amtszeit / Rotation:</w:t>
       </w:r>
       <w:r>
         <w:t xml:space="preserve"> </w:t>
@@ -1545,17 +1514,17 @@
           <w:b/>
           <w:bCs/>
         </w:rPr>
-        <w:t xml:space="preserve">Appointment process:</w:t>
-      </w:r>
-      <w:r>
-        <w:t xml:space="preserve"> </w:t>
-      </w:r>
-      <w:r>
-        <w:rPr>
-          <w:i/>
-          <w:iCs/>
-        </w:rPr>
-        <w:t xml:space="preserve">&lt;self-declaration.&gt;</w:t>
+        <w:t xml:space="preserve">Ernennungsverfahren:</w:t>
+      </w:r>
+      <w:r>
+        <w:t xml:space="preserve"> </w:t>
+      </w:r>
+      <w:r>
+        <w:rPr>
+          <w:i/>
+          <w:iCs/>
+        </w:rPr>
+        <w:t xml:space="preserve">&lt;Selbsterklärung.&gt;</w:t>
       </w:r>
     </w:p>
     <w:p>
@@ -1571,17 +1540,17 @@
           <w:b/>
           <w:bCs/>
         </w:rPr>
-        <w:t xml:space="preserve">Review and removal:</w:t>
-      </w:r>
-      <w:r>
-        <w:t xml:space="preserve"> </w:t>
-      </w:r>
-      <w:r>
-        <w:rPr>
-          <w:i/>
-          <w:iCs/>
-        </w:rPr>
-        <w:t xml:space="preserve">&lt;may be vacated at any time; conflict-of-interest substitution per Layer 4 if relevant.&gt;</w:t>
+        <w:t xml:space="preserve">Überprüfung und Abberufung:</w:t>
+      </w:r>
+      <w:r>
+        <w:t xml:space="preserve"> </w:t>
+      </w:r>
+      <w:r>
+        <w:rPr>
+          <w:i/>
+          <w:iCs/>
+        </w:rPr>
+        <w:t xml:space="preserve">&lt;kann jederzeit niedergelegt werden; Befangenheitsvertretung gemäß Ebene 4 falls relevant.&gt;</w:t>
       </w:r>
     </w:p>
     <w:p>
@@ -1597,7 +1566,7 @@
           <w:b/>
           <w:bCs/>
         </w:rPr>
-        <w:t xml:space="preserve">Handover:</w:t>
+        <w:t xml:space="preserve">Übergabe:</w:t>
       </w:r>
       <w:r>
         <w:t xml:space="preserve"> </w:t>
@@ -1611,10 +1580,18 @@
       </w:r>
     </w:p>
     <w:bookmarkEnd w:id="23"/>
+    <w:bookmarkStart w:id="24" w:name="X4811c9f015f1eb829ad6304eb95233dc61f230e"/>
     <w:p>
       <w:pPr>
         <w:pStyle w:val="Heading3"/>
       </w:pPr>
+      <w:r>
+        <w:rPr>
+          <w:i/>
+          <w:iCs/>
+        </w:rPr>
+        <w:t xml:space="preserve">&lt;Weitere funktionale Rollen nach Bedarf hinzufügen.&gt;</w:t>
+      </w:r>
     </w:p>
     <w:p>
       <w:r>
@@ -1624,13 +1601,14 @@
       </w:r>
     </w:p>
     <w:bookmarkEnd w:id="24"/>
-    <w:bookmarkStart w:id="25" w:name="ratification-record"/>
+    <w:bookmarkEnd w:id="25"/>
+    <w:bookmarkStart w:id="26" w:name="ratifizierungsnachweis"/>
     <w:p>
       <w:pPr>
         <w:pStyle w:val="Heading2"/>
       </w:pPr>
       <w:r>
-        <w:t xml:space="preserve">Ratification Record</w:t>
+        <w:t xml:space="preserve">Ratifizierungsnachweis</w:t>
       </w:r>
     </w:p>
     <w:p>
@@ -1646,7 +1624,7 @@
           <w:b/>
           <w:bCs/>
         </w:rPr>
-        <w:t xml:space="preserve">Adopted:</w:t>
+        <w:t xml:space="preserve">Angenommen:</w:t>
       </w:r>
       <w:r>
         <w:t xml:space="preserve"> </w:t>
@@ -1665,13 +1643,13 @@
           <w:b/>
           <w:bCs/>
         </w:rPr>
-        <w:t xml:space="preserve">Decision type:</w:t>
-      </w:r>
-      <w:r>
-        <w:t xml:space="preserve"> </w:t>
-      </w:r>
-      <w:r>
-        <w:t xml:space="preserve">Strategic</w:t>
+        <w:t xml:space="preserve">Entscheidungstyp:</w:t>
+      </w:r>
+      <w:r>
+        <w:t xml:space="preserve"> </w:t>
+      </w:r>
+      <w:r>
+        <w:t xml:space="preserve">Strategisch</w:t>
       </w:r>
     </w:p>
     <w:p>
@@ -1706,14 +1684,14 @@
           <w:b/>
           <w:bCs/>
         </w:rPr>
-        <w:t xml:space="preserve">Decision record:</w:t>
-      </w:r>
-      <w:r>
-        <w:t xml:space="preserve"> </w:t>
-      </w:r>
-    </w:p>
-    <w:bookmarkEnd w:id="25"/>
+        <w:t xml:space="preserve">Entscheidungsprotokoll:</w:t>
+      </w:r>
+      <w:r>
+        <w:t xml:space="preserve"> </w:t>
+      </w:r>
+    </w:p>
     <w:bookmarkEnd w:id="26"/>
+    <w:bookmarkEnd w:id="27"/>
     <w:sectPr>
       <w:footnotePr>
         <w:numRestart w:val="eachSect"/>

--- a/static/downloads/de/docx/layer-5/role-registry.docx
+++ b/static/downloads/de/docx/layer-5/role-registry.docx
@@ -87,7 +87,7 @@
         <w:t xml:space="preserve"> </w:t>
       </w:r>
       <w:r>
-        <w:t xml:space="preserve">2026-04-28</w:t>
+        <w:t xml:space="preserve">2026-04-29</w:t>
       </w:r>
     </w:p>
     <w:p>
@@ -457,7 +457,7 @@
         <w:t xml:space="preserve"> </w:t>
       </w:r>
       <w:r>
-        <w:t xml:space="preserve">erfüllt hat und derzeit keinem aktiven Rechenschaftsprozess oder Konfliktprüfung nach Ebene 4 unterliegt.</w:t>
+        <w:t xml:space="preserve">erfüllt hat und derzeit keinem aktiven Rechenschaftsprozess oder Konfliktprüfung nach Schicht 4 unterliegt.</w:t>
       </w:r>
     </w:p>
     <w:p>
@@ -729,7 +729,7 @@
         <w:pStyle w:val="FirstParagraph"/>
       </w:pPr>
       <w:r>
-        <w:t xml:space="preserve">Operative Rollen tragen delegierte Autorität, innerhalb explizit definierter Grenzen ohne Vollmitglieder-Abstimmung zu handeln, wie in der Entscheidungsmatrix (Ebene 2) festgelegt. Alle Inhaber*innen operativer Rollen sind der Gesamtheit der Vollmitglieder rechenschaftspflichtig. Jedes Vollmitglied darf Bedenken darüber äußern, wie eine Rolle ausgeübt wird; eine Neubesetzung erfordert eine Strategische Abstimmung.</w:t>
+        <w:t xml:space="preserve">Operative Rollen tragen delegierte Autorität, innerhalb explizit definierter Grenzen ohne Vollmitglieder-Abstimmung zu handeln, wie in der Entscheidungsmatrix (Schicht 2) festgelegt. Alle Inhaber*innen operativer Rollen sind der Gesamtheit der Vollmitglieder rechenschaftspflichtig. Jedes Vollmitglied darf Bedenken darüber äußern, wie eine Rolle ausgeübt wird; eine Neubesetzung erfordert eine Strategische Abstimmung.</w:t>
       </w:r>
     </w:p>
     <w:p>
@@ -1550,7 +1550,7 @@
           <w:i/>
           <w:iCs/>
         </w:rPr>
-        <w:t xml:space="preserve">&lt;kann jederzeit niedergelegt werden; Befangenheitsvertretung gemäß Ebene 4 falls relevant.&gt;</w:t>
+        <w:t xml:space="preserve">&lt;kann jederzeit niedergelegt werden; Befangenheitsvertretung gemäß Schicht 4 falls relevant.&gt;</w:t>
       </w:r>
     </w:p>
     <w:p>

--- a/static/downloads/de/docx/layer-5/role-registry.docx
+++ b/static/downloads/de/docx/layer-5/role-registry.docx
@@ -87,7 +87,7 @@
         <w:t xml:space="preserve"> </w:t>
       </w:r>
       <w:r>
-        <w:t xml:space="preserve">2026-06-26</w:t>
+        <w:t xml:space="preserve">2026-07-07</w:t>
       </w:r>
     </w:p>
     <w:p>
@@ -355,8 +355,14 @@
     </w:p>
     <w:p>
       <w:pPr>
-        <w:pStyle w:val="BlockText"/>
-      </w:pPr>
+        <w:pStyle w:val="BodyText"/>
+      </w:pPr>
+      <w:r>
+        <w:t xml:space="preserve">&gt;</w:t>
+      </w:r>
+      <w:r>
+        <w:t xml:space="preserve"> </w:t>
+      </w:r>
       <w:r>
         <w:rPr>
           <w:b/>
@@ -364,19 +370,29 @@
         </w:rPr>
         <w:t xml:space="preserve">Begründung — Warum muss jede Verantwortung einer benannten Rolle zugeordnet sein</w:t>
       </w:r>
-    </w:p>
-    <w:p>
-      <w:pPr>
-        <w:pStyle w:val="BlockText"/>
-      </w:pPr>
-      <w:r>
-        <w:t xml:space="preserve">Laufende Verantwortlichkeiten ohne explizite Rollen werden zu unsichtbarer Arbeit — erledigt von wem auch immer es auffällt, still hingenommen und unmöglich zu übergeben. Jede laufende Verantwortung zu einer benannten, rechenschaftspflichtigen Rolle zu machen, verhindert, dass die Gemeinschaft auf dem unbezahlten Wohlwollen einiger weniger Mitglieder läuft.</w:t>
-      </w:r>
-    </w:p>
-    <w:p>
-      <w:pPr>
-        <w:pStyle w:val="BlockText"/>
-      </w:pPr>
+      <w:r>
+        <w:t xml:space="preserve"> </w:t>
+      </w:r>
+      <w:r>
+        <w:t xml:space="preserve">&gt;</w:t>
+      </w:r>
+      <w:r>
+        <w:t xml:space="preserve"> </w:t>
+      </w:r>
+      <w:r>
+        <w:t xml:space="preserve">&gt; Laufende Verantwortlichkeiten ohne explizite Rollen werden zu unsichtbarer Arbeit — erledigt von wem auch immer es auffällt, still hingenommen und unmöglich zu übergeben. Jede laufende Verantwortung zu einer benannten, rechenschaftspflichtigen Rolle zu machen, verhindert, dass die Gemeinschaft auf dem unbezahlten Wohlwollen einiger weniger Mitglieder läuft.</w:t>
+      </w:r>
+    </w:p>
+    <w:p>
+      <w:pPr>
+        <w:pStyle w:val="BodyText"/>
+      </w:pPr>
+      <w:r>
+        <w:t xml:space="preserve">&gt;</w:t>
+      </w:r>
+      <w:r>
+        <w:t xml:space="preserve"> </w:t>
+      </w:r>
       <w:r>
         <w:rPr>
           <w:b/>
@@ -384,18 +400,22 @@
         </w:rPr>
         <w:t xml:space="preserve">Anleitung — Wie ihr das ausfüllt</w:t>
       </w:r>
-    </w:p>
-    <w:p>
-      <w:pPr>
-        <w:pStyle w:val="BlockText"/>
-      </w:pPr>
-      <w:r>
-        <w:t xml:space="preserve">Unterscheidet operative Rollen (mit delegierter Autorität gemäß der Entscheidungsmatrix) von funktionalen Rollen (beitragsbezogen, ohne besondere Governance-Autorität). Legt die Definition von „in gutem Status“ fest, die ihr für die Berechtigung verwenden werdet.</w:t>
-      </w:r>
-    </w:p>
-    <w:p>
-      <w:pPr>
-        <w:pStyle w:val="FirstParagraph"/>
+      <w:r>
+        <w:t xml:space="preserve"> </w:t>
+      </w:r>
+      <w:r>
+        <w:t xml:space="preserve">&gt;</w:t>
+      </w:r>
+      <w:r>
+        <w:t xml:space="preserve"> </w:t>
+      </w:r>
+      <w:r>
+        <w:t xml:space="preserve">&gt; Unterscheidet operative Rollen (mit delegierter Autorität gemäß der Entscheidungsmatrix) von funktionalen Rollen (beitragsbezogen, ohne besondere Governance-Autorität). Legt die Definition von „in gutem Status“ fest, die ihr für die Berechtigung verwenden werdet.</w:t>
+      </w:r>
+    </w:p>
+    <w:p>
+      <w:pPr>
+        <w:pStyle w:val="BodyText"/>
       </w:pPr>
       <w:r>
         <w:t xml:space="preserve">Dieses Verzeichnis definiert alle anerkannten Rollen innerhalb der Gemeinschaft. Rollen sind entweder</w:t>
@@ -435,8 +455,14 @@
     </w:p>
     <w:p>
       <w:pPr>
-        <w:pStyle w:val="BlockText"/>
-      </w:pPr>
+        <w:pStyle w:val="BodyText"/>
+      </w:pPr>
+      <w:r>
+        <w:t xml:space="preserve">&gt;</w:t>
+      </w:r>
+      <w:r>
+        <w:t xml:space="preserve"> </w:t>
+      </w:r>
       <w:r>
         <w:rPr>
           <w:b/>
@@ -452,6 +478,13 @@
       </w:r>
       <w:r>
         <w:t xml:space="preserve"> </w:t>
+      </w:r>
+      <w:r>
+        <w:rPr>
+          <w:i/>
+          <w:iCs/>
+        </w:rPr>
+        <w:t xml:space="preserve">&lt;Zeitraum&gt;</w:t>
       </w:r>
       <w:r>
         <w:t xml:space="preserve"> </w:t>
@@ -533,6 +566,13 @@
             <w:pPr>
               <w:pStyle w:val="Compact"/>
             </w:pPr>
+            <w:r>
+              <w:rPr>
+                <w:i/>
+                <w:iCs/>
+              </w:rPr>
+              <w:t xml:space="preserve">&lt;Rollenname&gt;</w:t>
+            </w:r>
           </w:p>
         </w:tc>
         <w:tc>
@@ -686,8 +726,14 @@
     </w:p>
     <w:p>
       <w:pPr>
-        <w:pStyle w:val="BlockText"/>
-      </w:pPr>
+        <w:pStyle w:val="BodyText"/>
+      </w:pPr>
+      <w:r>
+        <w:t xml:space="preserve">&gt;</w:t>
+      </w:r>
+      <w:r>
+        <w:t xml:space="preserve"> </w:t>
+      </w:r>
       <w:r>
         <w:rPr>
           <w:b/>
@@ -695,19 +741,29 @@
         </w:rPr>
         <w:t xml:space="preserve">Begründung — Warum Rechenschaftspflicht für delegierte Autorität definieren</w:t>
       </w:r>
-    </w:p>
-    <w:p>
-      <w:pPr>
-        <w:pStyle w:val="BlockText"/>
-      </w:pPr>
-      <w:r>
-        <w:t xml:space="preserve">Operative Rollen tragen echte Macht — sie können innerhalb ihres Zuständigkeitsbereichs ohne Gemeinschaftsabstimmung handeln. Diese Macht bleibt nur sicher, wenn jede Rolle einen klaren Rechenschaftsmechanismus hat: Wer kann Bedenken äußern, wie läuft die Überprüfung ab, und wie kann eine Rolle neu besetzt werden, wenn das Vertrauen bricht.</w:t>
-      </w:r>
-    </w:p>
-    <w:p>
-      <w:pPr>
-        <w:pStyle w:val="BlockText"/>
-      </w:pPr>
+      <w:r>
+        <w:t xml:space="preserve"> </w:t>
+      </w:r>
+      <w:r>
+        <w:t xml:space="preserve">&gt;</w:t>
+      </w:r>
+      <w:r>
+        <w:t xml:space="preserve"> </w:t>
+      </w:r>
+      <w:r>
+        <w:t xml:space="preserve">&gt; Operative Rollen tragen echte Macht — sie können innerhalb ihres Zuständigkeitsbereichs ohne Gemeinschaftsabstimmung handeln. Diese Macht bleibt nur sicher, wenn jede Rolle einen klaren Rechenschaftsmechanismus hat: Wer kann Bedenken äußern, wie läuft die Überprüfung ab, und wie kann eine Rolle neu besetzt werden, wenn das Vertrauen bricht.</w:t>
+      </w:r>
+    </w:p>
+    <w:p>
+      <w:pPr>
+        <w:pStyle w:val="BodyText"/>
+      </w:pPr>
+      <w:r>
+        <w:t xml:space="preserve">&gt;</w:t>
+      </w:r>
+      <w:r>
+        <w:t xml:space="preserve"> </w:t>
+      </w:r>
       <w:r>
         <w:rPr>
           <w:b/>
@@ -715,18 +771,22 @@
         </w:rPr>
         <w:t xml:space="preserve">Anleitung — Wie ihr das ausfüllt</w:t>
       </w:r>
-    </w:p>
-    <w:p>
-      <w:pPr>
-        <w:pStyle w:val="BlockText"/>
-      </w:pPr>
-      <w:r>
-        <w:t xml:space="preserve">Füllt für jede operative Rolle die untenstehende Vorlage mit konkretem Zuständigkeitsbereich, Entscheidungsbefugnis, Schnittstellen, Berechtigungskriterien, Amtszeit, Ernennung, Überprüfung/Abberufung und Übergabeanforderungen aus.</w:t>
-      </w:r>
-    </w:p>
-    <w:p>
-      <w:pPr>
-        <w:pStyle w:val="FirstParagraph"/>
+      <w:r>
+        <w:t xml:space="preserve"> </w:t>
+      </w:r>
+      <w:r>
+        <w:t xml:space="preserve">&gt;</w:t>
+      </w:r>
+      <w:r>
+        <w:t xml:space="preserve"> </w:t>
+      </w:r>
+      <w:r>
+        <w:t xml:space="preserve">&gt; Füllt für jede operative Rolle die untenstehende Vorlage mit konkretem Zuständigkeitsbereich, Entscheidungsbefugnis, Schnittstellen, Berechtigungskriterien, Amtszeit, Ernennung, Überprüfung/Abberufung und Übergabeanforderungen aus.</w:t>
+      </w:r>
+    </w:p>
+    <w:p>
+      <w:pPr>
+        <w:pStyle w:val="BodyText"/>
       </w:pPr>
       <w:r>
         <w:t xml:space="preserve">Operative Rollen tragen delegierte Autorität, innerhalb explizit definierter Grenzen ohne Vollmitglieder-Abstimmung zu handeln, wie in der Entscheidungsmatrix (Schicht 2) festgelegt. Alle Inhaber*innen operativer Rollen sind der Gesamtheit der Vollmitglieder rechenschaftspflichtig. Jedes Vollmitglied darf Bedenken darüber äußern, wie eine Rolle ausgeübt wird; eine Neubesetzung erfordert eine Strategische Abstimmung.</w:t>
@@ -770,6 +830,13 @@
       <w:r>
         <w:t xml:space="preserve"> </w:t>
       </w:r>
+      <w:r>
+        <w:rPr>
+          <w:i/>
+          <w:iCs/>
+        </w:rPr>
+        <w:t xml:space="preserve">&lt;Zweck in einem Satz.&gt;</w:t>
+      </w:r>
     </w:p>
     <w:p>
       <w:pPr>
@@ -789,6 +856,13 @@
       <w:r>
         <w:t xml:space="preserve"> </w:t>
       </w:r>
+      <w:r>
+        <w:rPr>
+          <w:i/>
+          <w:iCs/>
+        </w:rPr>
+        <w:t xml:space="preserve">&lt;konkrete Verantwortlichkeiten.&gt;</w:t>
+      </w:r>
     </w:p>
     <w:p>
       <w:pPr>
@@ -911,6 +985,13 @@
       </w:r>
       <w:r>
         <w:t xml:space="preserve"> </w:t>
+      </w:r>
+      <w:r>
+        <w:rPr>
+          <w:i/>
+          <w:iCs/>
+        </w:rPr>
+        <w:t xml:space="preserve">&lt;wie die Rolle besetzt wird.&gt;</w:t>
       </w:r>
     </w:p>
     <w:p>
@@ -1082,6 +1163,13 @@
       <w:r>
         <w:t xml:space="preserve"> </w:t>
       </w:r>
+      <w:r>
+        <w:rPr>
+          <w:i/>
+          <w:iCs/>
+        </w:rPr>
+        <w:t xml:space="preserve">&lt;andere Rollen.&gt;</w:t>
+      </w:r>
     </w:p>
     <w:p>
       <w:pPr>
@@ -1100,6 +1188,13 @@
       </w:r>
       <w:r>
         <w:t xml:space="preserve"> </w:t>
+      </w:r>
+      <w:r>
+        <w:rPr>
+          <w:i/>
+          <w:iCs/>
+        </w:rPr>
+        <w:t xml:space="preserve">&lt;Vollmitglied in gutem Status.&gt;</w:t>
       </w:r>
     </w:p>
     <w:p>
@@ -1300,8 +1395,14 @@
     </w:p>
     <w:p>
       <w:pPr>
-        <w:pStyle w:val="BlockText"/>
-      </w:pPr>
+        <w:pStyle w:val="BodyText"/>
+      </w:pPr>
+      <w:r>
+        <w:t xml:space="preserve">&gt;</w:t>
+      </w:r>
+      <w:r>
+        <w:t xml:space="preserve"> </w:t>
+      </w:r>
       <w:r>
         <w:rPr>
           <w:b/>
@@ -1309,19 +1410,29 @@
         </w:rPr>
         <w:t xml:space="preserve">Begründung — Warum funktionale von operativen Rollen trennen</w:t>
       </w:r>
-    </w:p>
-    <w:p>
-      <w:pPr>
-        <w:pStyle w:val="BlockText"/>
-      </w:pPr>
-      <w:r>
-        <w:t xml:space="preserve">Nicht jeder Beitrag braucht delegierte Autorität — die meiste Arbeit dreht sich ums Tun, nicht ums Entscheiden. Funktionale Rollen benennen Beitragsbereiche, ohne Governance-Macht zu bündeln, sodass Mitglieder sich in Arbeit einbringen können, ohne eine Autoritätsübertragung, und damit das Governance-System klar bleibt, wer im Namen der Gemeinschaft handeln darf.</w:t>
-      </w:r>
-    </w:p>
-    <w:p>
-      <w:pPr>
-        <w:pStyle w:val="BlockText"/>
-      </w:pPr>
+      <w:r>
+        <w:t xml:space="preserve"> </w:t>
+      </w:r>
+      <w:r>
+        <w:t xml:space="preserve">&gt;</w:t>
+      </w:r>
+      <w:r>
+        <w:t xml:space="preserve"> </w:t>
+      </w:r>
+      <w:r>
+        <w:t xml:space="preserve">&gt; Nicht jeder Beitrag braucht delegierte Autorität — die meiste Arbeit dreht sich ums Tun, nicht ums Entscheiden. Funktionale Rollen benennen Beitragsbereiche, ohne Governance-Macht zu bündeln, sodass Mitglieder sich in Arbeit einbringen können, ohne eine Autoritätsübertragung, und damit das Governance-System klar bleibt, wer im Namen der Gemeinschaft handeln darf.</w:t>
+      </w:r>
+    </w:p>
+    <w:p>
+      <w:pPr>
+        <w:pStyle w:val="BodyText"/>
+      </w:pPr>
+      <w:r>
+        <w:t xml:space="preserve">&gt;</w:t>
+      </w:r>
+      <w:r>
+        <w:t xml:space="preserve"> </w:t>
+      </w:r>
       <w:r>
         <w:rPr>
           <w:b/>
@@ -1329,18 +1440,22 @@
         </w:rPr>
         <w:t xml:space="preserve">Anleitung — Wie ihr das ausfüllt</w:t>
       </w:r>
-    </w:p>
-    <w:p>
-      <w:pPr>
-        <w:pStyle w:val="BlockText"/>
-      </w:pPr>
-      <w:r>
-        <w:t xml:space="preserve">Definiert für jede funktionale Rolle Zweck, Zuständigkeitsbereich, Schnittstellen, Berechtigung und Übergabe. Funktionale Rollen erfordern keine Abstimmung zur Übernahme — eine Erklärung genügt.</w:t>
-      </w:r>
-    </w:p>
-    <w:p>
-      <w:pPr>
-        <w:pStyle w:val="FirstParagraph"/>
+      <w:r>
+        <w:t xml:space="preserve"> </w:t>
+      </w:r>
+      <w:r>
+        <w:t xml:space="preserve">&gt;</w:t>
+      </w:r>
+      <w:r>
+        <w:t xml:space="preserve"> </w:t>
+      </w:r>
+      <w:r>
+        <w:t xml:space="preserve">&gt; Definiert für jede funktionale Rolle Zweck, Zuständigkeitsbereich, Schnittstellen, Berechtigung und Übergabe. Funktionale Rollen erfordern keine Abstimmung zur Übernahme — eine Erklärung genügt.</w:t>
+      </w:r>
+    </w:p>
+    <w:p>
+      <w:pPr>
+        <w:pStyle w:val="BodyText"/>
       </w:pPr>
       <w:r>
         <w:t xml:space="preserve">Funktionale Rollen definieren den Beitragsbereich eines Mitglieds. Sie tragen keine delegierte Governance-Autorität über die Rechte als Vollmitglied hinaus. Jedes Vollmitglied kann eine funktionale Rolle durch Erklärung übernehmen; eine Abstimmung ist nicht erforderlich. Rollen können jederzeit durch Benachrichtigung niedergelegt werden.</w:t>
@@ -1436,6 +1551,13 @@
       <w:r>
         <w:t xml:space="preserve"> </w:t>
       </w:r>
+      <w:r>
+        <w:rPr>
+          <w:i/>
+          <w:iCs/>
+        </w:rPr>
+        <w:t xml:space="preserve">&lt;nur Vollmitglieder-Rechte.&gt;</w:t>
+      </w:r>
     </w:p>
     <w:p>
       <w:pPr>
@@ -1455,6 +1577,13 @@
       <w:r>
         <w:t xml:space="preserve"> </w:t>
       </w:r>
+      <w:r>
+        <w:rPr>
+          <w:i/>
+          <w:iCs/>
+        </w:rPr>
+        <w:t xml:space="preserve">&lt;andere Rollen.&gt;</w:t>
+      </w:r>
     </w:p>
     <w:p>
       <w:pPr>
@@ -1500,6 +1629,13 @@
       <w:r>
         <w:t xml:space="preserve"> </w:t>
       </w:r>
+      <w:r>
+        <w:rPr>
+          <w:i/>
+          <w:iCs/>
+        </w:rPr>
+        <w:t xml:space="preserve">&lt;fortlaufend bis zur Niederlegung.&gt;</w:t>
+      </w:r>
     </w:p>
     <w:p>
       <w:pPr>
@@ -1570,6 +1706,13 @@
       </w:r>
       <w:r>
         <w:t xml:space="preserve"> </w:t>
+      </w:r>
+      <w:r>
+        <w:rPr>
+          <w:i/>
+          <w:iCs/>
+        </w:rPr>
+        <w:t xml:space="preserve">&lt;laufende Verpflichtungen einweisen.&gt;</w:t>
       </w:r>
     </w:p>
     <w:p>
@@ -1629,6 +1772,9 @@
       <w:r>
         <w:t xml:space="preserve"> </w:t>
       </w:r>
+      <w:r>
+        <w:t xml:space="preserve">&lt;JJJJ-MM-TT&gt;</w:t>
+      </w:r>
     </w:p>
     <w:p>
       <w:pPr>
@@ -1670,6 +1816,9 @@
       <w:r>
         <w:t xml:space="preserve"> </w:t>
       </w:r>
+      <w:r>
+        <w:t xml:space="preserve">&lt;Version&gt;</w:t>
+      </w:r>
     </w:p>
     <w:p>
       <w:pPr>
@@ -1688,6 +1837,9 @@
       </w:r>
       <w:r>
         <w:t xml:space="preserve"> </w:t>
+      </w:r>
+      <w:r>
+        <w:t xml:space="preserve">&lt;Link zum Entscheidungsprotokoll&gt;</w:t>
       </w:r>
     </w:p>
     <w:bookmarkEnd w:id="26"/>

--- a/static/downloads/de/docx/layer-5/role-registry.docx
+++ b/static/downloads/de/docx/layer-5/role-registry.docx
@@ -87,7 +87,7 @@
         <w:t xml:space="preserve"> </w:t>
       </w:r>
       <w:r>
-        <w:t xml:space="preserve">2026-07-07</w:t>
+        <w:t xml:space="preserve">2026-08-31</w:t>
       </w:r>
     </w:p>
     <w:p>
